--- a/KHBD_Robotics/Lớp_4/Tuần_11/KHBD_Robotics_Lớp_4_Tiet10_Bai_8_Ren_luyen_suc_khoe.docx
+++ b/KHBD_Robotics/Lớp_4/Tuần_11/KHBD_Robotics_Lớp_4_Tiet10_Bai_8_Ren_luyen_suc_khoe.docx
@@ -290,7 +290,7 @@
           <w:i w:val="0"/>
           <w:sz w:val="26"/>
         </w:rPr>
-        <w:t>+ Tìm hiểu tầm quan trọng của thể dục thể thao.</w:t>
+        <w:t>- Nhận biết một vài môn thể thao và gọi tên tiếng Anh của chúng.</w:t>
       </w:r>
     </w:p>
     <w:p>
@@ -306,7 +306,7 @@
           <w:i w:val="0"/>
           <w:sz w:val="26"/>
         </w:rPr>
-        <w:t>+ Lắp robot nâng tạ rèn luyện cơ bắp.</w:t>
+        <w:t>- Tìm hiểu về đặc điểm của môn thể thao Kendo.</w:t>
       </w:r>
     </w:p>
     <w:p>
@@ -825,7 +825,19 @@
               <w:spacing w:line="276" w:lineRule="auto" w:after="40"/>
               <w:jc w:val="left"/>
             </w:pPr>
-            <w:r/>
+            <w:r>
+              <w:rPr>
+                <w:rFonts w:ascii="Times New Roman" w:hAnsi="Times New Roman"/>
+                <w:sz w:val="26"/>
+              </w:rPr>
+              <w:t>* Câu hỏi 1: Điền tên môn thể thao với hình ảnh thích hợp.</w:t>
+              <w:br/>
+              <w:t>* Câu hỏi 2: Những môn thể thao dưới đây có nguồn gốc từ quốc gia nào?</w:t>
+              <w:br/>
+              <w:t>+ GV đặt câu hỏi, HS quan sát tranh và trả lời câu hỏi.</w:t>
+              <w:br/>
+              <w:t>+ GV mời HS phát biểu và nhận xét câu trả lời của HS.</w:t>
+            </w:r>
             <w:r>
               <w:rPr>
                 <w:rFonts w:ascii="Times New Roman" w:hAnsi="Times New Roman" w:cs="Times New Roman" w:eastAsia="Times New Roman"/>
@@ -833,7 +845,6 @@
                 <w:i w:val="0"/>
                 <w:sz w:val="26"/>
               </w:rPr>
-              <w:t>- GV trình chiếu clip/hình ảnh thực tế sinh động liên quan đến chủ đề.</w:t>
             </w:r>
           </w:p>
           <w:p>
@@ -848,7 +859,6 @@
                 <w:i w:val="0"/>
                 <w:sz w:val="26"/>
               </w:rPr>
-              <w:t>- Đặt câu hỏi dẫn dắt: "Em có biết bạn robot này giúp ích gì cho con người không?"</w:t>
             </w:r>
           </w:p>
           <w:p>
@@ -863,7 +873,6 @@
                 <w:i w:val="0"/>
                 <w:sz w:val="26"/>
               </w:rPr>
-              <w:t>- HS chú ý quan sát, thảo luận cặp đôi và xung phong trả lời.</w:t>
             </w:r>
           </w:p>
           <w:p>
@@ -878,7 +887,6 @@
                 <w:i w:val="0"/>
                 <w:sz w:val="26"/>
               </w:rPr>
-              <w:t>- GV nhận xét, tuyên dương và dẫn dắt vào bài mới.</w:t>
             </w:r>
           </w:p>
         </w:tc>
@@ -897,7 +905,13 @@
               <w:spacing w:line="276" w:lineRule="auto" w:after="40"/>
               <w:jc w:val="left"/>
             </w:pPr>
-            <w:r/>
+            <w:r>
+              <w:rPr>
+                <w:rFonts w:ascii="Times New Roman" w:hAnsi="Times New Roman"/>
+                <w:sz w:val="26"/>
+              </w:rPr>
+              <w:t>Câu trả lời của HS.</w:t>
+            </w:r>
             <w:r>
               <w:rPr>
                 <w:rFonts w:ascii="Times New Roman" w:hAnsi="Times New Roman" w:cs="Times New Roman" w:eastAsia="Times New Roman"/>
@@ -905,7 +919,6 @@
                 <w:i w:val="0"/>
                 <w:sz w:val="26"/>
               </w:rPr>
-              <w:t>HS hào hứng, tập trung vào bài học.</w:t>
             </w:r>
           </w:p>
           <w:p>
@@ -920,7 +933,6 @@
                 <w:i w:val="0"/>
                 <w:sz w:val="26"/>
               </w:rPr>
-              <w:t>Nhận diện được chủ đề bài học.</w:t>
             </w:r>
           </w:p>
         </w:tc>
@@ -1128,7 +1140,15 @@
               <w:spacing w:line="276" w:lineRule="auto" w:after="40"/>
               <w:jc w:val="left"/>
             </w:pPr>
-            <w:r/>
+            <w:r>
+              <w:rPr>
+                <w:rFonts w:ascii="Times New Roman" w:hAnsi="Times New Roman"/>
+                <w:sz w:val="26"/>
+              </w:rPr>
+              <w:t>+ GV yêu cầu HS nêu hiểu biết của bản thân về kiếm đạo.</w:t>
+              <w:br/>
+              <w:t>+ GV mời HS phát biểu và nhận xét, giới thiệu kiến thức mới cho HS.</w:t>
+            </w:r>
             <w:r>
               <w:rPr>
                 <w:rFonts w:ascii="Times New Roman" w:hAnsi="Times New Roman" w:cs="Times New Roman" w:eastAsia="Times New Roman"/>
@@ -1136,7 +1156,6 @@
                 <w:i w:val="0"/>
                 <w:sz w:val="26"/>
               </w:rPr>
-              <w:t>- GV phát phiếu hướng dẫn và giới thiệu từng loại linh kiện chính.</w:t>
             </w:r>
           </w:p>
           <w:p>
@@ -1151,7 +1170,6 @@
                 <w:i w:val="0"/>
                 <w:sz w:val="26"/>
               </w:rPr>
-              <w:t>- Hướng dẫn HS cách chọn đúng chốt nối và cách phân biệt các khớp xoay.</w:t>
             </w:r>
           </w:p>
           <w:p>
@@ -1166,7 +1184,6 @@
                 <w:i w:val="0"/>
                 <w:sz w:val="26"/>
               </w:rPr>
-              <w:t>- HS làm việc nhóm, chọn đúng các chi tiết cần thiết ra khay chứa.</w:t>
             </w:r>
           </w:p>
           <w:p>
@@ -1181,7 +1198,562 @@
                 <w:i w:val="0"/>
                 <w:sz w:val="26"/>
               </w:rPr>
-              <w:t>- GV đi từng bàn kiểm tra, hỗ trợ nhóm còn lúng túng.</w:t>
+            </w:r>
+          </w:p>
+          <w:p>
+            <w:pPr>
+              <w:jc w:val="center"/>
+            </w:pPr>
+            <w:r>
+              <w:drawing xmlns:a="http://schemas.openxmlformats.org/drawingml/2006/main" xmlns:pic="http://schemas.openxmlformats.org/drawingml/2006/picture">
+                <wp:inline distB="0" distT="0" distL="0" distR="0">
+                  <wp:extent cx="1906438" cy="3067012"/>
+                  <wp:effectExtent b="0" l="0" r="0" t="0"/>
+                  <wp:docPr descr="A person in a garment with a sword&#10;&#10;Description automatically generated" id="2005751382" name="image10.jpg"/>
+                  <a:graphic>
+                    <a:graphicData uri="http://schemas.openxmlformats.org/drawingml/2006/picture">
+                      <pic:pic>
+                        <pic:nvPicPr>
+                          <pic:cNvPr descr="A person in a garment with a sword&#10;&#10;Description automatically generated" id="0" name="image10.jpg"/>
+                          <pic:cNvPicPr preferRelativeResize="0"/>
+                        </pic:nvPicPr>
+                        <pic:blipFill>
+                          <a:blip r:embed="rId16"/>
+                          <a:srcRect b="0" l="0" r="0" t="7496"/>
+                          <a:stretch>
+                            <a:fillRect/>
+                          </a:stretch>
+                        </pic:blipFill>
+                        <pic:spPr>
+                          <a:xfrm>
+                            <a:off x="0" y="0"/>
+                            <a:ext cx="1906438" cy="3067012"/>
+                          </a:xfrm>
+                          <a:prstGeom prst="rect"/>
+                          <a:ln/>
+                        </pic:spPr>
+                      </pic:pic>
+                    </a:graphicData>
+                  </a:graphic>
+                </wp:inline>
+              </w:drawing>
+            </w:r>
+          </w:p>
+          <w:p>
+            <w:pPr>
+              <w:jc w:val="center"/>
+            </w:pPr>
+            <w:r>
+              <w:drawing xmlns:a="http://schemas.openxmlformats.org/drawingml/2006/main" xmlns:pic="http://schemas.openxmlformats.org/drawingml/2006/picture">
+                <wp:anchor allowOverlap="1" behindDoc="0" distB="0" distT="0" distL="114300" distR="114300" hidden="0" layoutInCell="1" locked="0" relativeHeight="0" simplePos="0">
+                  <wp:simplePos x="0" y="0"/>
+                  <wp:positionH relativeFrom="column">
+                    <wp:posOffset>1892300</wp:posOffset>
+                  </wp:positionH>
+                  <wp:positionV relativeFrom="paragraph">
+                    <wp:posOffset>2159000</wp:posOffset>
+                  </wp:positionV>
+                  <wp:extent cx="449089" cy="173427"/>
+                  <wp:effectExtent b="0" l="0" r="0" t="0"/>
+                  <wp:wrapNone/>
+                  <wp:docPr id="2005751363" name="image12.png"/>
+                  <a:graphic>
+                    <a:graphicData uri="http://schemas.openxmlformats.org/drawingml/2006/picture">
+                      <pic:pic>
+                        <pic:nvPicPr>
+                          <pic:cNvPr id="0" name="image12.png"/>
+                          <pic:cNvPicPr preferRelativeResize="0"/>
+                        </pic:nvPicPr>
+                        <pic:blipFill>
+                          <a:blip r:embed="rId17"/>
+                          <a:srcRect/>
+                          <a:stretch>
+                            <a:fillRect/>
+                          </a:stretch>
+                        </pic:blipFill>
+                        <pic:spPr>
+                          <a:xfrm>
+                            <a:off x="0" y="0"/>
+                            <a:ext cx="449089" cy="173427"/>
+                          </a:xfrm>
+                          <a:prstGeom prst="rect"/>
+                          <a:ln/>
+                        </pic:spPr>
+                      </pic:pic>
+                    </a:graphicData>
+                  </a:graphic>
+                </wp:anchor>
+              </w:drawing>
+            </w:r>
+          </w:p>
+          <w:p>
+            <w:pPr>
+              <w:jc w:val="center"/>
+            </w:pPr>
+            <w:r>
+              <w:drawing xmlns:a="http://schemas.openxmlformats.org/drawingml/2006/main" xmlns:pic="http://schemas.openxmlformats.org/drawingml/2006/picture">
+                <wp:anchor allowOverlap="1" behindDoc="0" distB="0" distT="0" distL="114300" distR="114300" hidden="0" layoutInCell="1" locked="0" relativeHeight="0" simplePos="0">
+                  <wp:simplePos x="0" y="0"/>
+                  <wp:positionH relativeFrom="column">
+                    <wp:posOffset>1092200</wp:posOffset>
+                  </wp:positionH>
+                  <wp:positionV relativeFrom="paragraph">
+                    <wp:posOffset>1968500</wp:posOffset>
+                  </wp:positionV>
+                  <wp:extent cx="808295" cy="328702"/>
+                  <wp:effectExtent b="0" l="0" r="0" t="0"/>
+                  <wp:wrapNone/>
+                  <wp:docPr id="2005751365" name="image14.png"/>
+                  <a:graphic>
+                    <a:graphicData uri="http://schemas.openxmlformats.org/drawingml/2006/picture">
+                      <pic:pic>
+                        <pic:nvPicPr>
+                          <pic:cNvPr id="0" name="image14.png"/>
+                          <pic:cNvPicPr preferRelativeResize="0"/>
+                        </pic:nvPicPr>
+                        <pic:blipFill>
+                          <a:blip r:embed="rId17"/>
+                          <a:srcRect/>
+                          <a:stretch>
+                            <a:fillRect/>
+                          </a:stretch>
+                        </pic:blipFill>
+                        <pic:spPr>
+                          <a:xfrm>
+                            <a:off x="0" y="0"/>
+                            <a:ext cx="808295" cy="328702"/>
+                          </a:xfrm>
+                          <a:prstGeom prst="rect"/>
+                          <a:ln/>
+                        </pic:spPr>
+                      </pic:pic>
+                    </a:graphicData>
+                  </a:graphic>
+                </wp:anchor>
+              </w:drawing>
+            </w:r>
+          </w:p>
+          <w:p>
+            <w:pPr>
+              <w:jc w:val="center"/>
+            </w:pPr>
+            <w:r>
+              <w:drawing xmlns:a="http://schemas.openxmlformats.org/drawingml/2006/main" xmlns:pic="http://schemas.openxmlformats.org/drawingml/2006/picture">
+                <wp:anchor allowOverlap="1" behindDoc="0" distB="0" distT="0" distL="114300" distR="114300" hidden="0" layoutInCell="1" locked="0" relativeHeight="0" simplePos="0">
+                  <wp:simplePos x="0" y="0"/>
+                  <wp:positionH relativeFrom="column">
+                    <wp:posOffset>3162300</wp:posOffset>
+                  </wp:positionH>
+                  <wp:positionV relativeFrom="paragraph">
+                    <wp:posOffset>190500</wp:posOffset>
+                  </wp:positionV>
+                  <wp:extent cx="0" cy="12700"/>
+                  <wp:effectExtent b="0" l="0" r="0" t="0"/>
+                  <wp:wrapNone/>
+                  <wp:docPr id="2005751367" name="image16.png"/>
+                  <a:graphic>
+                    <a:graphicData uri="http://schemas.openxmlformats.org/drawingml/2006/picture">
+                      <pic:pic>
+                        <pic:nvPicPr>
+                          <pic:cNvPr id="0" name="image16.png"/>
+                          <pic:cNvPicPr preferRelativeResize="0"/>
+                        </pic:nvPicPr>
+                        <pic:blipFill>
+                          <a:blip r:embed="rId17"/>
+                          <a:srcRect/>
+                          <a:stretch>
+                            <a:fillRect/>
+                          </a:stretch>
+                        </pic:blipFill>
+                        <pic:spPr>
+                          <a:xfrm>
+                            <a:off x="0" y="0"/>
+                            <a:ext cx="0" cy="12700"/>
+                          </a:xfrm>
+                          <a:prstGeom prst="rect"/>
+                          <a:ln/>
+                        </pic:spPr>
+                      </pic:pic>
+                    </a:graphicData>
+                  </a:graphic>
+                </wp:anchor>
+              </w:drawing>
+            </w:r>
+          </w:p>
+          <w:p>
+            <w:pPr>
+              <w:jc w:val="center"/>
+            </w:pPr>
+            <w:r>
+              <w:drawing xmlns:a="http://schemas.openxmlformats.org/drawingml/2006/main" xmlns:pic="http://schemas.openxmlformats.org/drawingml/2006/picture">
+                <wp:anchor allowOverlap="1" behindDoc="0" distB="0" distT="0" distL="114300" distR="114300" hidden="0" layoutInCell="1" locked="0" relativeHeight="0" simplePos="0">
+                  <wp:simplePos x="0" y="0"/>
+                  <wp:positionH relativeFrom="column">
+                    <wp:posOffset>3568700</wp:posOffset>
+                  </wp:positionH>
+                  <wp:positionV relativeFrom="paragraph">
+                    <wp:posOffset>50800</wp:posOffset>
+                  </wp:positionV>
+                  <wp:extent cx="949805" cy="328702"/>
+                  <wp:effectExtent b="0" l="0" r="0" t="0"/>
+                  <wp:wrapNone/>
+                  <wp:docPr id="2005751364" name="image13.png"/>
+                  <a:graphic>
+                    <a:graphicData uri="http://schemas.openxmlformats.org/drawingml/2006/picture">
+                      <pic:pic>
+                        <pic:nvPicPr>
+                          <pic:cNvPr id="0" name="image13.png"/>
+                          <pic:cNvPicPr preferRelativeResize="0"/>
+                        </pic:nvPicPr>
+                        <pic:blipFill>
+                          <a:blip r:embed="rId17"/>
+                          <a:srcRect/>
+                          <a:stretch>
+                            <a:fillRect/>
+                          </a:stretch>
+                        </pic:blipFill>
+                        <pic:spPr>
+                          <a:xfrm>
+                            <a:off x="0" y="0"/>
+                            <a:ext cx="949805" cy="328702"/>
+                          </a:xfrm>
+                          <a:prstGeom prst="rect"/>
+                          <a:ln/>
+                        </pic:spPr>
+                      </pic:pic>
+                    </a:graphicData>
+                  </a:graphic>
+                </wp:anchor>
+              </w:drawing>
+            </w:r>
+          </w:p>
+          <w:p>
+            <w:pPr>
+              <w:jc w:val="center"/>
+            </w:pPr>
+            <w:r>
+              <w:drawing xmlns:a="http://schemas.openxmlformats.org/drawingml/2006/main" xmlns:pic="http://schemas.openxmlformats.org/drawingml/2006/picture">
+                <wp:anchor allowOverlap="1" behindDoc="0" distB="0" distT="0" distL="114300" distR="114300" hidden="0" layoutInCell="1" locked="0" relativeHeight="0" simplePos="0">
+                  <wp:simplePos x="0" y="0"/>
+                  <wp:positionH relativeFrom="column">
+                    <wp:posOffset>3632200</wp:posOffset>
+                  </wp:positionH>
+                  <wp:positionV relativeFrom="paragraph">
+                    <wp:posOffset>1435100</wp:posOffset>
+                  </wp:positionV>
+                  <wp:extent cx="406340" cy="61451"/>
+                  <wp:effectExtent b="0" l="0" r="0" t="0"/>
+                  <wp:wrapNone/>
+                  <wp:docPr id="2005751371" name="image20.png"/>
+                  <a:graphic>
+                    <a:graphicData uri="http://schemas.openxmlformats.org/drawingml/2006/picture">
+                      <pic:pic>
+                        <pic:nvPicPr>
+                          <pic:cNvPr id="0" name="image20.png"/>
+                          <pic:cNvPicPr preferRelativeResize="0"/>
+                        </pic:nvPicPr>
+                        <pic:blipFill>
+                          <a:blip r:embed="rId17"/>
+                          <a:srcRect/>
+                          <a:stretch>
+                            <a:fillRect/>
+                          </a:stretch>
+                        </pic:blipFill>
+                        <pic:spPr>
+                          <a:xfrm>
+                            <a:off x="0" y="0"/>
+                            <a:ext cx="406340" cy="61451"/>
+                          </a:xfrm>
+                          <a:prstGeom prst="rect"/>
+                          <a:ln/>
+                        </pic:spPr>
+                      </pic:pic>
+                    </a:graphicData>
+                  </a:graphic>
+                </wp:anchor>
+              </w:drawing>
+            </w:r>
+          </w:p>
+          <w:p>
+            <w:pPr>
+              <w:jc w:val="center"/>
+            </w:pPr>
+            <w:r>
+              <w:drawing xmlns:a="http://schemas.openxmlformats.org/drawingml/2006/main" xmlns:pic="http://schemas.openxmlformats.org/drawingml/2006/picture">
+                <wp:anchor allowOverlap="1" behindDoc="0" distB="0" distT="0" distL="114300" distR="114300" hidden="0" layoutInCell="1" locked="0" relativeHeight="0" simplePos="0">
+                  <wp:simplePos x="0" y="0"/>
+                  <wp:positionH relativeFrom="column">
+                    <wp:posOffset>4025900</wp:posOffset>
+                  </wp:positionH>
+                  <wp:positionV relativeFrom="paragraph">
+                    <wp:posOffset>1346200</wp:posOffset>
+                  </wp:positionV>
+                  <wp:extent cx="1199971" cy="328702"/>
+                  <wp:effectExtent b="0" l="0" r="0" t="0"/>
+                  <wp:wrapNone/>
+                  <wp:docPr id="2005751362" name="image11.png"/>
+                  <a:graphic>
+                    <a:graphicData uri="http://schemas.openxmlformats.org/drawingml/2006/picture">
+                      <pic:pic>
+                        <pic:nvPicPr>
+                          <pic:cNvPr id="0" name="image11.png"/>
+                          <pic:cNvPicPr preferRelativeResize="0"/>
+                        </pic:nvPicPr>
+                        <pic:blipFill>
+                          <a:blip r:embed="rId17"/>
+                          <a:srcRect/>
+                          <a:stretch>
+                            <a:fillRect/>
+                          </a:stretch>
+                        </pic:blipFill>
+                        <pic:spPr>
+                          <a:xfrm>
+                            <a:off x="0" y="0"/>
+                            <a:ext cx="1199971" cy="328702"/>
+                          </a:xfrm>
+                          <a:prstGeom prst="rect"/>
+                          <a:ln/>
+                        </pic:spPr>
+                      </pic:pic>
+                    </a:graphicData>
+                  </a:graphic>
+                </wp:anchor>
+              </w:drawing>
+            </w:r>
+          </w:p>
+          <w:p>
+            <w:pPr>
+              <w:jc w:val="center"/>
+            </w:pPr>
+            <w:r>
+              <w:drawing xmlns:a="http://schemas.openxmlformats.org/drawingml/2006/main" xmlns:pic="http://schemas.openxmlformats.org/drawingml/2006/picture">
+                <wp:anchor allowOverlap="1" behindDoc="0" distB="0" distT="0" distL="114300" distR="114300" hidden="0" layoutInCell="1" locked="0" relativeHeight="0" simplePos="0">
+                  <wp:simplePos x="0" y="0"/>
+                  <wp:positionH relativeFrom="column">
+                    <wp:posOffset>2425700</wp:posOffset>
+                  </wp:positionH>
+                  <wp:positionV relativeFrom="paragraph">
+                    <wp:posOffset>1485900</wp:posOffset>
+                  </wp:positionV>
+                  <wp:extent cx="1613463" cy="61607"/>
+                  <wp:effectExtent b="0" l="0" r="0" t="0"/>
+                  <wp:wrapNone/>
+                  <wp:docPr id="2005751366" name="image15.png"/>
+                  <a:graphic>
+                    <a:graphicData uri="http://schemas.openxmlformats.org/drawingml/2006/picture">
+                      <pic:pic>
+                        <pic:nvPicPr>
+                          <pic:cNvPr id="0" name="image15.png"/>
+                          <pic:cNvPicPr preferRelativeResize="0"/>
+                        </pic:nvPicPr>
+                        <pic:blipFill>
+                          <a:blip r:embed="rId17"/>
+                          <a:srcRect/>
+                          <a:stretch>
+                            <a:fillRect/>
+                          </a:stretch>
+                        </pic:blipFill>
+                        <pic:spPr>
+                          <a:xfrm>
+                            <a:off x="0" y="0"/>
+                            <a:ext cx="1613463" cy="61607"/>
+                          </a:xfrm>
+                          <a:prstGeom prst="rect"/>
+                          <a:ln/>
+                        </pic:spPr>
+                      </pic:pic>
+                    </a:graphicData>
+                  </a:graphic>
+                </wp:anchor>
+              </w:drawing>
+            </w:r>
+          </w:p>
+          <w:p>
+            <w:pPr>
+              <w:jc w:val="center"/>
+            </w:pPr>
+            <w:r>
+              <w:drawing xmlns:a="http://schemas.openxmlformats.org/drawingml/2006/main" xmlns:pic="http://schemas.openxmlformats.org/drawingml/2006/picture">
+                <wp:anchor allowOverlap="1" behindDoc="0" distB="0" distT="0" distL="114300" distR="114300" hidden="0" layoutInCell="1" locked="0" relativeHeight="0" simplePos="0">
+                  <wp:simplePos x="0" y="0"/>
+                  <wp:positionH relativeFrom="column">
+                    <wp:posOffset>2044700</wp:posOffset>
+                  </wp:positionH>
+                  <wp:positionV relativeFrom="paragraph">
+                    <wp:posOffset>571500</wp:posOffset>
+                  </wp:positionV>
+                  <wp:extent cx="898046" cy="155898"/>
+                  <wp:effectExtent b="0" l="0" r="0" t="0"/>
+                  <wp:wrapNone/>
+                  <wp:docPr id="2005751370" name="image19.png"/>
+                  <a:graphic>
+                    <a:graphicData uri="http://schemas.openxmlformats.org/drawingml/2006/picture">
+                      <pic:pic>
+                        <pic:nvPicPr>
+                          <pic:cNvPr id="0" name="image19.png"/>
+                          <pic:cNvPicPr preferRelativeResize="0"/>
+                        </pic:nvPicPr>
+                        <pic:blipFill>
+                          <a:blip r:embed="rId17"/>
+                          <a:srcRect/>
+                          <a:stretch>
+                            <a:fillRect/>
+                          </a:stretch>
+                        </pic:blipFill>
+                        <pic:spPr>
+                          <a:xfrm>
+                            <a:off x="0" y="0"/>
+                            <a:ext cx="898046" cy="155898"/>
+                          </a:xfrm>
+                          <a:prstGeom prst="rect"/>
+                          <a:ln/>
+                        </pic:spPr>
+                      </pic:pic>
+                    </a:graphicData>
+                  </a:graphic>
+                </wp:anchor>
+              </w:drawing>
+            </w:r>
+          </w:p>
+          <w:p>
+            <w:pPr>
+              <w:jc w:val="center"/>
+            </w:pPr>
+            <w:r>
+              <w:drawing xmlns:a="http://schemas.openxmlformats.org/drawingml/2006/main" xmlns:pic="http://schemas.openxmlformats.org/drawingml/2006/picture">
+                <wp:anchor allowOverlap="1" behindDoc="0" distB="0" distT="0" distL="114300" distR="114300" hidden="0" layoutInCell="1" locked="0" relativeHeight="0" simplePos="0">
+                  <wp:simplePos x="0" y="0"/>
+                  <wp:positionH relativeFrom="column">
+                    <wp:posOffset>812800</wp:posOffset>
+                  </wp:positionH>
+                  <wp:positionV relativeFrom="paragraph">
+                    <wp:posOffset>596900</wp:posOffset>
+                  </wp:positionV>
+                  <wp:extent cx="1230414" cy="328702"/>
+                  <wp:effectExtent b="0" l="0" r="0" t="0"/>
+                  <wp:wrapNone/>
+                  <wp:docPr id="2005751368" name="image17.png"/>
+                  <a:graphic>
+                    <a:graphicData uri="http://schemas.openxmlformats.org/drawingml/2006/picture">
+                      <pic:pic>
+                        <pic:nvPicPr>
+                          <pic:cNvPr id="0" name="image17.png"/>
+                          <pic:cNvPicPr preferRelativeResize="0"/>
+                        </pic:nvPicPr>
+                        <pic:blipFill>
+                          <a:blip r:embed="rId17"/>
+                          <a:srcRect/>
+                          <a:stretch>
+                            <a:fillRect/>
+                          </a:stretch>
+                        </pic:blipFill>
+                        <pic:spPr>
+                          <a:xfrm>
+                            <a:off x="0" y="0"/>
+                            <a:ext cx="1230414" cy="328702"/>
+                          </a:xfrm>
+                          <a:prstGeom prst="rect"/>
+                          <a:ln/>
+                        </pic:spPr>
+                      </pic:pic>
+                    </a:graphicData>
+                  </a:graphic>
+                </wp:anchor>
+              </w:drawing>
+            </w:r>
+          </w:p>
+          <w:p>
+            <w:pPr>
+              <w:jc w:val="center"/>
+            </w:pPr>
+            <w:r>
+              <w:drawing xmlns:a="http://schemas.openxmlformats.org/drawingml/2006/main" xmlns:pic="http://schemas.openxmlformats.org/drawingml/2006/picture">
+                <wp:anchor allowOverlap="1" behindDoc="0" distB="0" distT="0" distL="114300" distR="114300" hidden="0" layoutInCell="1" locked="0" relativeHeight="0" simplePos="0">
+                  <wp:simplePos x="0" y="0"/>
+                  <wp:positionH relativeFrom="column">
+                    <wp:posOffset>3098800</wp:posOffset>
+                  </wp:positionH>
+                  <wp:positionV relativeFrom="paragraph">
+                    <wp:posOffset>1663700</wp:posOffset>
+                  </wp:positionV>
+                  <wp:extent cx="535736" cy="638846"/>
+                  <wp:effectExtent b="0" l="0" r="0" t="0"/>
+                  <wp:wrapNone/>
+                  <wp:docPr id="2005751372" name="image21.png"/>
+                  <a:graphic>
+                    <a:graphicData uri="http://schemas.openxmlformats.org/drawingml/2006/picture">
+                      <pic:pic>
+                        <pic:nvPicPr>
+                          <pic:cNvPr id="0" name="image21.png"/>
+                          <pic:cNvPicPr preferRelativeResize="0"/>
+                        </pic:nvPicPr>
+                        <pic:blipFill>
+                          <a:blip r:embed="rId17"/>
+                          <a:srcRect/>
+                          <a:stretch>
+                            <a:fillRect/>
+                          </a:stretch>
+                        </pic:blipFill>
+                        <pic:spPr>
+                          <a:xfrm>
+                            <a:off x="0" y="0"/>
+                            <a:ext cx="535736" cy="638846"/>
+                          </a:xfrm>
+                          <a:prstGeom prst="rect"/>
+                          <a:ln/>
+                        </pic:spPr>
+                      </pic:pic>
+                    </a:graphicData>
+                  </a:graphic>
+                </wp:anchor>
+              </w:drawing>
+            </w:r>
+          </w:p>
+          <w:p>
+            <w:pPr>
+              <w:jc w:val="center"/>
+            </w:pPr>
+            <w:r>
+              <w:drawing xmlns:a="http://schemas.openxmlformats.org/drawingml/2006/main" xmlns:pic="http://schemas.openxmlformats.org/drawingml/2006/picture">
+                <wp:anchor allowOverlap="1" behindDoc="0" distB="0" distT="0" distL="114300" distR="114300" hidden="0" layoutInCell="1" locked="0" relativeHeight="0" simplePos="0">
+                  <wp:simplePos x="0" y="0"/>
+                  <wp:positionH relativeFrom="column">
+                    <wp:posOffset>3632200</wp:posOffset>
+                  </wp:positionH>
+                  <wp:positionV relativeFrom="paragraph">
+                    <wp:posOffset>2120900</wp:posOffset>
+                  </wp:positionV>
+                  <wp:extent cx="1260355" cy="328702"/>
+                  <wp:effectExtent b="0" l="0" r="0" t="0"/>
+                  <wp:wrapNone/>
+                  <wp:docPr id="2005751369" name="image18.png"/>
+                  <a:graphic>
+                    <a:graphicData uri="http://schemas.openxmlformats.org/drawingml/2006/picture">
+                      <pic:pic>
+                        <pic:nvPicPr>
+                          <pic:cNvPr id="0" name="image18.png"/>
+                          <pic:cNvPicPr preferRelativeResize="0"/>
+                        </pic:nvPicPr>
+                        <pic:blipFill>
+                          <a:blip r:embed="rId17"/>
+                          <a:srcRect/>
+                          <a:stretch>
+                            <a:fillRect/>
+                          </a:stretch>
+                        </pic:blipFill>
+                        <pic:spPr>
+                          <a:xfrm>
+                            <a:off x="0" y="0"/>
+                            <a:ext cx="1260355" cy="328702"/>
+                          </a:xfrm>
+                          <a:prstGeom prst="rect"/>
+                          <a:ln/>
+                        </pic:spPr>
+                      </pic:pic>
+                    </a:graphicData>
+                  </a:graphic>
+                </wp:anchor>
+              </w:drawing>
             </w:r>
           </w:p>
         </w:tc>
@@ -1200,7 +1772,19 @@
               <w:spacing w:line="276" w:lineRule="auto" w:after="40"/>
               <w:jc w:val="left"/>
             </w:pPr>
-            <w:r/>
+            <w:r>
+              <w:rPr>
+                <w:rFonts w:ascii="Times New Roman" w:hAnsi="Times New Roman"/>
+                <w:sz w:val="26"/>
+              </w:rPr>
+              <w:t>+ Tìm hiểu đặc điểm của kiếm đạo.</w:t>
+              <w:br/>
+              <w:t>+ Nhận biết được trang phục thi đấu kiếm đạo.</w:t>
+              <w:br/>
+              <w:t>+ Đặc điểm của kiếm đạo:</w:t>
+              <w:br/>
+              <w:t>+ Trang phục thi đấu kiếm đạo:</w:t>
+            </w:r>
             <w:r>
               <w:rPr>
                 <w:rFonts w:ascii="Times New Roman" w:hAnsi="Times New Roman" w:cs="Times New Roman" w:eastAsia="Times New Roman"/>
@@ -1208,7 +1792,6 @@
                 <w:i w:val="0"/>
                 <w:sz w:val="26"/>
               </w:rPr>
-              <w:t>HS gọi đúng tên các linh kiện cơ bản.</w:t>
             </w:r>
           </w:p>
           <w:p>
@@ -1223,7 +1806,6 @@
                 <w:i w:val="0"/>
                 <w:sz w:val="26"/>
               </w:rPr>
-              <w:t>Chuẩn bị đầy đủ linh kiện lắp ráp.</w:t>
             </w:r>
           </w:p>
         </w:tc>
@@ -1431,7 +2013,15 @@
               <w:spacing w:line="276" w:lineRule="auto" w:after="40"/>
               <w:jc w:val="left"/>
             </w:pPr>
-            <w:r/>
+            <w:r>
+              <w:rPr>
+                <w:rFonts w:ascii="Times New Roman" w:hAnsi="Times New Roman"/>
+                <w:sz w:val="26"/>
+              </w:rPr>
+              <w:t>+ GV yêu cầu HS mở hộp thiết bị, lựa chọn các mảnh ghép và lắp ghép theo hướng dẫn.</w:t>
+              <w:br/>
+              <w:t>+ GV quan sát HS tiến hành lắp ráp theo hướng dẫn trong sách, giúp đỡ HS thao tác.</w:t>
+            </w:r>
             <w:r>
               <w:rPr>
                 <w:rFonts w:ascii="Times New Roman" w:hAnsi="Times New Roman" w:cs="Times New Roman" w:eastAsia="Times New Roman"/>
@@ -1439,7 +2029,6 @@
                 <w:i w:val="0"/>
                 <w:sz w:val="26"/>
               </w:rPr>
-              <w:t>- GV nêu yêu cầu thực hành và lưu ý an toàn khi lắp ráp.</w:t>
             </w:r>
           </w:p>
           <w:p>
@@ -1454,7 +2043,6 @@
                 <w:i w:val="0"/>
                 <w:sz w:val="26"/>
               </w:rPr>
-              <w:t>- HS phân công nhiệm vụ: bạn xem sơ đồ, bạn lắp khung, bạn thử pin.</w:t>
             </w:r>
           </w:p>
           <w:p>
@@ -1469,7 +2057,6 @@
                 <w:i w:val="0"/>
                 <w:sz w:val="26"/>
               </w:rPr>
-              <w:t>- Các nhóm hoàn thiện mô hình robot và bật công tắc chạy thử.</w:t>
             </w:r>
           </w:p>
           <w:p>
@@ -1484,7 +2071,45 @@
                 <w:i w:val="0"/>
                 <w:sz w:val="26"/>
               </w:rPr>
-              <w:t>- GV quan sát, khích lệ và chấm điểm thi đua giữa các nhóm.</w:t>
+            </w:r>
+          </w:p>
+          <w:p>
+            <w:pPr>
+              <w:jc w:val="center"/>
+            </w:pPr>
+            <w:r>
+              <w:drawing xmlns:a="http://schemas.openxmlformats.org/drawingml/2006/main" xmlns:pic="http://schemas.openxmlformats.org/drawingml/2006/picture">
+                <wp:inline distB="0" distT="0" distL="0" distR="0">
+                  <wp:extent cx="1704384" cy="1832639"/>
+                  <wp:effectExtent b="0" l="0" r="0" t="0"/>
+                  <wp:docPr id="2005751383" name="image8.png"/>
+                  <a:graphic>
+                    <a:graphicData uri="http://schemas.openxmlformats.org/drawingml/2006/picture">
+                      <pic:pic>
+                        <pic:nvPicPr>
+                          <pic:cNvPr id="0" name="image8.png"/>
+                          <pic:cNvPicPr preferRelativeResize="0"/>
+                        </pic:nvPicPr>
+                        <pic:blipFill>
+                          <a:blip r:embed="rId18"/>
+                          <a:srcRect b="0" l="0" r="0" t="0"/>
+                          <a:stretch>
+                            <a:fillRect/>
+                          </a:stretch>
+                        </pic:blipFill>
+                        <pic:spPr>
+                          <a:xfrm>
+                            <a:off x="0" y="0"/>
+                            <a:ext cx="1704384" cy="1832639"/>
+                          </a:xfrm>
+                          <a:prstGeom prst="rect"/>
+                          <a:ln/>
+                        </pic:spPr>
+                      </pic:pic>
+                    </a:graphicData>
+                  </a:graphic>
+                </wp:inline>
+              </w:drawing>
             </w:r>
           </w:p>
         </w:tc>
@@ -1503,7 +2128,13 @@
               <w:spacing w:line="276" w:lineRule="auto" w:after="40"/>
               <w:jc w:val="left"/>
             </w:pPr>
-            <w:r/>
+            <w:r>
+              <w:rPr>
+                <w:rFonts w:ascii="Times New Roman" w:hAnsi="Times New Roman"/>
+                <w:sz w:val="26"/>
+              </w:rPr>
+              <w:t>Sản phẩm robot của HS.</w:t>
+            </w:r>
             <w:r>
               <w:rPr>
                 <w:rFonts w:ascii="Times New Roman" w:hAnsi="Times New Roman" w:cs="Times New Roman" w:eastAsia="Times New Roman"/>
@@ -1511,7 +2142,6 @@
                 <w:i w:val="0"/>
                 <w:sz w:val="26"/>
               </w:rPr>
-              <w:t>Mô hình robot hoàn thành chắc chắn.</w:t>
             </w:r>
           </w:p>
           <w:p>
@@ -1526,7 +2156,6 @@
                 <w:i w:val="0"/>
                 <w:sz w:val="26"/>
               </w:rPr>
-              <w:t>Robot hoạt động trơn tru, chính xác.</w:t>
             </w:r>
           </w:p>
         </w:tc>
@@ -1734,7 +2363,29 @@
               <w:spacing w:line="276" w:lineRule="auto" w:after="40"/>
               <w:jc w:val="left"/>
             </w:pPr>
-            <w:r/>
+            <w:r>
+              <w:rPr>
+                <w:rFonts w:ascii="Times New Roman" w:hAnsi="Times New Roman"/>
+                <w:sz w:val="26"/>
+              </w:rPr>
+              <w:t>+ GV hướng dẫn HS lắp ráp sáng tạo thêm các chi tiết khác cho robot.</w:t>
+              <w:br/>
+              <w:t>+ HS tiến hành lắp ráp, sáng tạo dựa trên gợi ý của GV và những mảnh ghép còn lại.</w:t>
+              <w:br/>
+              <w:t>5. Sáng tạo (Let’s move)</w:t>
+              <w:br/>
+              <w:t>- Mục tiêu:</w:t>
+              <w:br/>
+              <w:t>+ Vận hành được robot đã lắp, tham gia các trò chơi với robot.</w:t>
+              <w:br/>
+              <w:t>+ Tháo chốt, sắp xếp ngăn nắp các mảnh ghép vào trong hộp.</w:t>
+              <w:br/>
+              <w:t>- Nội dung: HS vận hành robot vừa lắp, chơi với robot và tháo chốt dọn dẹp đồ dùng khi kết thúc tiết học.</w:t>
+              <w:br/>
+              <w:t>+ GV tổ chức cho HS chơi với robot sau khi lắp xong.</w:t>
+              <w:br/>
+              <w:t>+ GV yêu cầu HS tháo robot, sắp xếp ngăn nắp các mảnh ghép vào trong hộp, dọn dẹp bàn ghế quanh vị trí ngồi.</w:t>
+            </w:r>
             <w:r>
               <w:rPr>
                 <w:rFonts w:ascii="Times New Roman" w:hAnsi="Times New Roman" w:cs="Times New Roman" w:eastAsia="Times New Roman"/>
@@ -1742,7 +2393,6 @@
                 <w:i w:val="0"/>
                 <w:sz w:val="26"/>
               </w:rPr>
-              <w:t>- GV đặt câu hỏi: "Em có thể gắn thêm chi tiết gì để bạn robot đẹp hơn?"</w:t>
             </w:r>
           </w:p>
           <w:p>
@@ -1757,7 +2407,6 @@
                 <w:i w:val="0"/>
                 <w:sz w:val="26"/>
               </w:rPr>
-              <w:t>- Đại diện 1-2 nhóm giơ robot lên giới thiệu và biểu diễn trước lớp.</w:t>
             </w:r>
           </w:p>
           <w:p>
@@ -1772,7 +2421,6 @@
                 <w:i w:val="0"/>
                 <w:sz w:val="26"/>
               </w:rPr>
-              <w:t>- GV tổng kết tiết học, dặn dò HS cẩn thận tháo dỡ hoặc bảo quản mô hình.</w:t>
             </w:r>
           </w:p>
           <w:p>
@@ -1787,7 +2435,6 @@
                 <w:i w:val="0"/>
                 <w:sz w:val="26"/>
               </w:rPr>
-              <w:t>- HS thu gom linh kiện vào đúng ngăn trong hộp Kit, xếp ghế ngay ngắn.</w:t>
             </w:r>
           </w:p>
         </w:tc>
@@ -1806,7 +2453,17 @@
               <w:spacing w:line="276" w:lineRule="auto" w:after="40"/>
               <w:jc w:val="left"/>
             </w:pPr>
-            <w:r/>
+            <w:r>
+              <w:rPr>
+                <w:rFonts w:ascii="Times New Roman" w:hAnsi="Times New Roman"/>
+                <w:sz w:val="26"/>
+              </w:rPr>
+              <w:t>Sản phẩm robot sáng tạo của HS.</w:t>
+              <w:br/>
+              <w:t>+ Vận hành được robot đã lắp, tham gia các trò chơi với robot.</w:t>
+              <w:br/>
+              <w:t>+ Tháo chốt, sắp xếp ngăn nắp các mảnh ghép vào trong hộp.</w:t>
+            </w:r>
             <w:r>
               <w:rPr>
                 <w:rFonts w:ascii="Times New Roman" w:hAnsi="Times New Roman" w:cs="Times New Roman" w:eastAsia="Times New Roman"/>
@@ -1814,7 +2471,6 @@
                 <w:i w:val="0"/>
                 <w:sz w:val="26"/>
               </w:rPr>
-              <w:t>HS tự tin chia sẻ ý tưởng trước lớp.</w:t>
             </w:r>
           </w:p>
           <w:p>
@@ -1829,7 +2485,6 @@
                 <w:i w:val="0"/>
                 <w:sz w:val="26"/>
               </w:rPr>
-              <w:t>Hộp đồ dùng ngăn nắp, phòng học sạch sẽ.</w:t>
             </w:r>
           </w:p>
         </w:tc>
